--- a/templates/MSA_SOW_v250321.docx
+++ b/templates/MSA_SOW_v250321.docx
@@ -1624,7 +1624,9 @@
         </w:tc>
       </w:tr>
       <w:tr>
-        <w:trPr/>
+        <w:trPr>
+          <w:trHeight w:val="227"/>
+        </w:trPr>
         <w:tc>
           <w:tcPr>
             <w:shd w:val="clear" w:color="ffffff" w:fill="ffffff"/>
@@ -2588,14 +2590,21 @@
         <w:t xml:space="preserve">Application Season: 202</w:t>
       </w:r>
       <w:r>
-        <w:t xml:space="preserve">5</w:t>
+        <w:rPr>
+          <w:lang w:val="ru-RU"/>
+        </w:rPr>
+        <w:t xml:space="preserve">6</w:t>
       </w:r>
       <w:r>
         <w:t xml:space="preserve">-202</w:t>
       </w:r>
       <w:r>
-        <w:t xml:space="preserve">6</w:t>
+        <w:rPr>
+          <w:lang w:val="ru-RU"/>
+        </w:rPr>
+        <w:t xml:space="preserve">7</w:t>
       </w:r>
+      <w:r/>
       <w:r/>
     </w:p>
     <w:p>
@@ -6452,7 +6461,7 @@
     <w:lvl w:ilvl="1">
       <w:isLgl w:val="false"/>
       <w:lvlJc w:val="left"/>
-      <w:lvlText/>
+      <w:lvlText w:val=""/>
       <w:numFmt w:val="none"/>
       <w:pPr>
         <w:pBdr/>
@@ -6470,7 +6479,7 @@
     <w:lvl w:ilvl="2">
       <w:isLgl w:val="false"/>
       <w:lvlJc w:val="left"/>
-      <w:lvlText/>
+      <w:lvlText w:val=""/>
       <w:numFmt w:val="none"/>
       <w:pPr>
         <w:pBdr/>
@@ -6488,7 +6497,7 @@
     <w:lvl w:ilvl="3">
       <w:isLgl w:val="false"/>
       <w:lvlJc w:val="left"/>
-      <w:lvlText/>
+      <w:lvlText w:val=""/>
       <w:numFmt w:val="none"/>
       <w:pPr>
         <w:pBdr/>
@@ -6506,7 +6515,7 @@
     <w:lvl w:ilvl="4">
       <w:isLgl w:val="false"/>
       <w:lvlJc w:val="left"/>
-      <w:lvlText/>
+      <w:lvlText w:val=""/>
       <w:numFmt w:val="none"/>
       <w:pPr>
         <w:pBdr/>
@@ -6524,7 +6533,7 @@
     <w:lvl w:ilvl="5">
       <w:isLgl w:val="false"/>
       <w:lvlJc w:val="left"/>
-      <w:lvlText/>
+      <w:lvlText w:val=""/>
       <w:numFmt w:val="none"/>
       <w:pPr>
         <w:pBdr/>
@@ -6542,7 +6551,7 @@
     <w:lvl w:ilvl="6">
       <w:isLgl w:val="false"/>
       <w:lvlJc w:val="left"/>
-      <w:lvlText/>
+      <w:lvlText w:val=""/>
       <w:numFmt w:val="none"/>
       <w:pPr>
         <w:pBdr/>
@@ -6560,7 +6569,7 @@
     <w:lvl w:ilvl="7">
       <w:isLgl w:val="false"/>
       <w:lvlJc w:val="left"/>
-      <w:lvlText/>
+      <w:lvlText w:val=""/>
       <w:numFmt w:val="none"/>
       <w:pPr>
         <w:pBdr/>
@@ -6578,7 +6587,7 @@
     <w:lvl w:ilvl="8">
       <w:isLgl w:val="false"/>
       <w:lvlJc w:val="left"/>
-      <w:lvlText/>
+      <w:lvlText w:val=""/>
       <w:numFmt w:val="none"/>
       <w:pPr>
         <w:pBdr/>
@@ -6612,7 +6621,7 @@
     <w:lvl w:ilvl="1">
       <w:isLgl w:val="false"/>
       <w:lvlJc w:val="left"/>
-      <w:lvlText/>
+      <w:lvlText w:val=""/>
       <w:numFmt w:val="bullet"/>
       <w:pPr>
         <w:pBdr/>
@@ -6626,7 +6635,7 @@
     <w:lvl w:ilvl="2">
       <w:isLgl w:val="false"/>
       <w:lvlJc w:val="left"/>
-      <w:lvlText/>
+      <w:lvlText w:val=""/>
       <w:numFmt w:val="bullet"/>
       <w:pPr>
         <w:pBdr/>
@@ -6640,7 +6649,7 @@
     <w:lvl w:ilvl="3">
       <w:isLgl w:val="false"/>
       <w:lvlJc w:val="left"/>
-      <w:lvlText/>
+      <w:lvlText w:val=""/>
       <w:numFmt w:val="bullet"/>
       <w:pPr>
         <w:pBdr/>
@@ -6654,7 +6663,7 @@
     <w:lvl w:ilvl="4">
       <w:isLgl w:val="false"/>
       <w:lvlJc w:val="left"/>
-      <w:lvlText/>
+      <w:lvlText w:val=""/>
       <w:numFmt w:val="bullet"/>
       <w:pPr>
         <w:pBdr/>
@@ -6668,7 +6677,7 @@
     <w:lvl w:ilvl="5">
       <w:isLgl w:val="false"/>
       <w:lvlJc w:val="left"/>
-      <w:lvlText/>
+      <w:lvlText w:val=""/>
       <w:numFmt w:val="bullet"/>
       <w:pPr>
         <w:pBdr/>
@@ -6682,7 +6691,7 @@
     <w:lvl w:ilvl="6">
       <w:isLgl w:val="false"/>
       <w:lvlJc w:val="left"/>
-      <w:lvlText/>
+      <w:lvlText w:val=""/>
       <w:numFmt w:val="bullet"/>
       <w:pPr>
         <w:pBdr/>
@@ -6696,7 +6705,7 @@
     <w:lvl w:ilvl="7">
       <w:isLgl w:val="false"/>
       <w:lvlJc w:val="left"/>
-      <w:lvlText/>
+      <w:lvlText w:val=""/>
       <w:numFmt w:val="bullet"/>
       <w:pPr>
         <w:pBdr/>
@@ -6710,7 +6719,7 @@
     <w:lvl w:ilvl="8">
       <w:isLgl w:val="false"/>
       <w:lvlJc w:val="left"/>
-      <w:lvlText/>
+      <w:lvlText w:val=""/>
       <w:numFmt w:val="bullet"/>
       <w:pPr>
         <w:pBdr/>
@@ -7357,7 +7366,7 @@
     <w:lvl w:ilvl="1">
       <w:isLgl w:val="false"/>
       <w:lvlJc w:val="left"/>
-      <w:lvlText/>
+      <w:lvlText w:val=""/>
       <w:numFmt w:val="bullet"/>
       <w:pPr>
         <w:pBdr/>
@@ -7371,7 +7380,7 @@
     <w:lvl w:ilvl="2">
       <w:isLgl w:val="false"/>
       <w:lvlJc w:val="left"/>
-      <w:lvlText/>
+      <w:lvlText w:val=""/>
       <w:numFmt w:val="bullet"/>
       <w:pPr>
         <w:pBdr/>
@@ -7385,7 +7394,7 @@
     <w:lvl w:ilvl="3">
       <w:isLgl w:val="false"/>
       <w:lvlJc w:val="left"/>
-      <w:lvlText/>
+      <w:lvlText w:val=""/>
       <w:numFmt w:val="bullet"/>
       <w:pPr>
         <w:pBdr/>
@@ -7399,7 +7408,7 @@
     <w:lvl w:ilvl="4">
       <w:isLgl w:val="false"/>
       <w:lvlJc w:val="left"/>
-      <w:lvlText/>
+      <w:lvlText w:val=""/>
       <w:numFmt w:val="bullet"/>
       <w:pPr>
         <w:pBdr/>
@@ -7413,7 +7422,7 @@
     <w:lvl w:ilvl="5">
       <w:isLgl w:val="false"/>
       <w:lvlJc w:val="left"/>
-      <w:lvlText/>
+      <w:lvlText w:val=""/>
       <w:numFmt w:val="bullet"/>
       <w:pPr>
         <w:pBdr/>
@@ -7427,7 +7436,7 @@
     <w:lvl w:ilvl="6">
       <w:isLgl w:val="false"/>
       <w:lvlJc w:val="left"/>
-      <w:lvlText/>
+      <w:lvlText w:val=""/>
       <w:numFmt w:val="bullet"/>
       <w:pPr>
         <w:pBdr/>
@@ -7441,7 +7450,7 @@
     <w:lvl w:ilvl="7">
       <w:isLgl w:val="false"/>
       <w:lvlJc w:val="left"/>
-      <w:lvlText/>
+      <w:lvlText w:val=""/>
       <w:numFmt w:val="bullet"/>
       <w:pPr>
         <w:pBdr/>
@@ -7455,7 +7464,7 @@
     <w:lvl w:ilvl="8">
       <w:isLgl w:val="false"/>
       <w:lvlJc w:val="left"/>
-      <w:lvlText/>
+      <w:lvlText w:val=""/>
       <w:numFmt w:val="bullet"/>
       <w:pPr>
         <w:pBdr/>
@@ -10019,7 +10028,7 @@
     <w:lvl w:ilvl="1">
       <w:isLgl w:val="false"/>
       <w:lvlJc w:val="left"/>
-      <w:lvlText/>
+      <w:lvlText w:val=""/>
       <w:numFmt w:val="bullet"/>
       <w:pPr>
         <w:pBdr/>
@@ -10033,7 +10042,7 @@
     <w:lvl w:ilvl="2">
       <w:isLgl w:val="false"/>
       <w:lvlJc w:val="left"/>
-      <w:lvlText/>
+      <w:lvlText w:val=""/>
       <w:numFmt w:val="bullet"/>
       <w:pPr>
         <w:pBdr/>
@@ -10047,7 +10056,7 @@
     <w:lvl w:ilvl="3">
       <w:isLgl w:val="false"/>
       <w:lvlJc w:val="left"/>
-      <w:lvlText/>
+      <w:lvlText w:val=""/>
       <w:numFmt w:val="bullet"/>
       <w:pPr>
         <w:pBdr/>
@@ -10061,7 +10070,7 @@
     <w:lvl w:ilvl="4">
       <w:isLgl w:val="false"/>
       <w:lvlJc w:val="left"/>
-      <w:lvlText/>
+      <w:lvlText w:val=""/>
       <w:numFmt w:val="bullet"/>
       <w:pPr>
         <w:pBdr/>
@@ -10075,7 +10084,7 @@
     <w:lvl w:ilvl="5">
       <w:isLgl w:val="false"/>
       <w:lvlJc w:val="left"/>
-      <w:lvlText/>
+      <w:lvlText w:val=""/>
       <w:numFmt w:val="bullet"/>
       <w:pPr>
         <w:pBdr/>
@@ -10089,7 +10098,7 @@
     <w:lvl w:ilvl="6">
       <w:isLgl w:val="false"/>
       <w:lvlJc w:val="left"/>
-      <w:lvlText/>
+      <w:lvlText w:val=""/>
       <w:numFmt w:val="bullet"/>
       <w:pPr>
         <w:pBdr/>
@@ -10103,7 +10112,7 @@
     <w:lvl w:ilvl="7">
       <w:isLgl w:val="false"/>
       <w:lvlJc w:val="left"/>
-      <w:lvlText/>
+      <w:lvlText w:val=""/>
       <w:numFmt w:val="bullet"/>
       <w:pPr>
         <w:pBdr/>
@@ -10117,7 +10126,7 @@
     <w:lvl w:ilvl="8">
       <w:isLgl w:val="false"/>
       <w:lvlJc w:val="left"/>
-      <w:lvlText/>
+      <w:lvlText w:val=""/>
       <w:numFmt w:val="bullet"/>
       <w:pPr>
         <w:pBdr/>
@@ -10627,7 +10636,7 @@
     <w:lvl w:ilvl="2">
       <w:isLgl w:val="false"/>
       <w:lvlJc w:val="left"/>
-      <w:lvlText/>
+      <w:lvlText w:val=""/>
       <w:numFmt w:val="none"/>
       <w:pPr>
         <w:pBdr/>
@@ -10644,7 +10653,7 @@
     <w:lvl w:ilvl="3">
       <w:isLgl w:val="false"/>
       <w:lvlJc w:val="left"/>
-      <w:lvlText/>
+      <w:lvlText w:val=""/>
       <w:numFmt w:val="none"/>
       <w:pPr>
         <w:pBdr/>
@@ -10661,7 +10670,7 @@
     <w:lvl w:ilvl="4">
       <w:isLgl w:val="false"/>
       <w:lvlJc w:val="left"/>
-      <w:lvlText/>
+      <w:lvlText w:val=""/>
       <w:numFmt w:val="none"/>
       <w:pPr>
         <w:pBdr/>
@@ -10678,7 +10687,7 @@
     <w:lvl w:ilvl="5">
       <w:isLgl w:val="false"/>
       <w:lvlJc w:val="left"/>
-      <w:lvlText/>
+      <w:lvlText w:val=""/>
       <w:numFmt w:val="none"/>
       <w:pPr>
         <w:pBdr/>
@@ -10695,7 +10704,7 @@
     <w:lvl w:ilvl="6">
       <w:isLgl w:val="false"/>
       <w:lvlJc w:val="left"/>
-      <w:lvlText/>
+      <w:lvlText w:val=""/>
       <w:numFmt w:val="none"/>
       <w:pPr>
         <w:pBdr/>
@@ -10712,7 +10721,7 @@
     <w:lvl w:ilvl="7">
       <w:isLgl w:val="false"/>
       <w:lvlJc w:val="left"/>
-      <w:lvlText/>
+      <w:lvlText w:val=""/>
       <w:numFmt w:val="none"/>
       <w:pPr>
         <w:pBdr/>
@@ -10729,7 +10738,7 @@
     <w:lvl w:ilvl="8">
       <w:isLgl w:val="false"/>
       <w:lvlJc w:val="left"/>
-      <w:lvlText/>
+      <w:lvlText w:val=""/>
       <w:numFmt w:val="none"/>
       <w:pPr>
         <w:pBdr/>
@@ -11174,7 +11183,7 @@
     <w:lvl w:ilvl="1">
       <w:isLgl w:val="false"/>
       <w:lvlJc w:val="left"/>
-      <w:lvlText/>
+      <w:lvlText w:val=""/>
       <w:numFmt w:val="bullet"/>
       <w:pPr>
         <w:pBdr/>
@@ -11188,7 +11197,7 @@
     <w:lvl w:ilvl="2">
       <w:isLgl w:val="false"/>
       <w:lvlJc w:val="left"/>
-      <w:lvlText/>
+      <w:lvlText w:val=""/>
       <w:numFmt w:val="bullet"/>
       <w:pPr>
         <w:pBdr/>
@@ -11202,7 +11211,7 @@
     <w:lvl w:ilvl="3">
       <w:isLgl w:val="false"/>
       <w:lvlJc w:val="left"/>
-      <w:lvlText/>
+      <w:lvlText w:val=""/>
       <w:numFmt w:val="bullet"/>
       <w:pPr>
         <w:pBdr/>
@@ -11216,7 +11225,7 @@
     <w:lvl w:ilvl="4">
       <w:isLgl w:val="false"/>
       <w:lvlJc w:val="left"/>
-      <w:lvlText/>
+      <w:lvlText w:val=""/>
       <w:numFmt w:val="bullet"/>
       <w:pPr>
         <w:pBdr/>
@@ -11230,7 +11239,7 @@
     <w:lvl w:ilvl="5">
       <w:isLgl w:val="false"/>
       <w:lvlJc w:val="left"/>
-      <w:lvlText/>
+      <w:lvlText w:val=""/>
       <w:numFmt w:val="bullet"/>
       <w:pPr>
         <w:pBdr/>
@@ -11244,7 +11253,7 @@
     <w:lvl w:ilvl="6">
       <w:isLgl w:val="false"/>
       <w:lvlJc w:val="left"/>
-      <w:lvlText/>
+      <w:lvlText w:val=""/>
       <w:numFmt w:val="bullet"/>
       <w:pPr>
         <w:pBdr/>
@@ -11258,7 +11267,7 @@
     <w:lvl w:ilvl="7">
       <w:isLgl w:val="false"/>
       <w:lvlJc w:val="left"/>
-      <w:lvlText/>
+      <w:lvlText w:val=""/>
       <w:numFmt w:val="bullet"/>
       <w:pPr>
         <w:pBdr/>
@@ -11272,7 +11281,7 @@
     <w:lvl w:ilvl="8">
       <w:isLgl w:val="false"/>
       <w:lvlJc w:val="left"/>
-      <w:lvlText/>
+      <w:lvlText w:val=""/>
       <w:numFmt w:val="bullet"/>
       <w:pPr>
         <w:pBdr/>
